--- a/notebooks/Análisis Dinámico del Flujo de Mercancías  y Balanza Comercial.docx
+++ b/notebooks/Análisis Dinámico del Flujo de Mercancías  y Balanza Comercial.docx
@@ -195,6 +195,37 @@
       <w:pPr>
         <w:jc w:val="center"/>
         <w:rPr>
+          <w:noProof/>
+        </w:rPr>
+      </w:pPr>
+      <w:r>
+        <w:rPr>
+          <w:b/>
+          <w:bCs/>
+          <w:noProof/>
+        </w:rPr>
+        <w:t xml:space="preserve">Repositorio </w:t>
+      </w:r>
+      <w:r>
+        <w:rPr>
+          <w:noProof/>
+        </w:rPr>
+        <w:t xml:space="preserve">:  </w:t>
+      </w:r>
+      <w:hyperlink r:id="rId8" w:history="1">
+        <w:r>
+          <w:rPr>
+            <w:rStyle w:val="Hipervnculo"/>
+            <w:noProof/>
+          </w:rPr>
+          <w:t>https://github.com/MiguelCortezPino/An-lisis-Din-mico-del-Flujo-de-Mercanc-as-</w:t>
+        </w:r>
+      </w:hyperlink>
+    </w:p>
+    <w:p>
+      <w:pPr>
+        <w:jc w:val="center"/>
+        <w:rPr>
           <w:b/>
           <w:bCs/>
           <w:noProof/>
@@ -1220,7 +1251,7 @@
       <w:r>
         <w:t xml:space="preserve">Nuestra fuente de datos fue sacada de la página de BCR </w:t>
       </w:r>
-      <w:hyperlink r:id="rId8" w:history="1">
+      <w:hyperlink r:id="rId9" w:history="1">
         <w:r>
           <w:rPr>
             <w:rStyle w:val="Hipervnculo"/>
@@ -1915,7 +1946,7 @@
                     </pic:cNvPicPr>
                   </pic:nvPicPr>
                   <pic:blipFill>
-                    <a:blip r:embed="rId9" cstate="print">
+                    <a:blip r:embed="rId10" cstate="print">
                       <a:extLst>
                         <a:ext uri="{28A0092B-C50C-407E-A947-70E740481C1C}">
                           <a14:useLocalDpi xmlns:a14="http://schemas.microsoft.com/office/drawing/2010/main" val="0"/>
@@ -2083,7 +2114,7 @@
                     </pic:cNvPicPr>
                   </pic:nvPicPr>
                   <pic:blipFill>
-                    <a:blip r:embed="rId10" cstate="print">
+                    <a:blip r:embed="rId11" cstate="print">
                       <a:extLst>
                         <a:ext uri="{28A0092B-C50C-407E-A947-70E740481C1C}">
                           <a14:useLocalDpi xmlns:a14="http://schemas.microsoft.com/office/drawing/2010/main" val="0"/>
@@ -2151,6 +2182,9 @@
     </w:p>
     <w:p>
       <w:r>
+        <w:rPr>
+          <w:noProof/>
+        </w:rPr>
         <w:drawing>
           <wp:anchor distT="0" distB="0" distL="114300" distR="114300" simplePos="0" relativeHeight="251659264" behindDoc="0" locked="0" layoutInCell="1" allowOverlap="1" wp14:anchorId="2FEF3D7D" wp14:editId="09251113">
             <wp:simplePos x="0" y="0"/>
@@ -2175,7 +2209,7 @@
                     <pic:cNvPicPr/>
                   </pic:nvPicPr>
                   <pic:blipFill>
-                    <a:blip r:embed="rId11">
+                    <a:blip r:embed="rId12">
                       <a:extLst>
                         <a:ext uri="{28A0092B-C50C-407E-A947-70E740481C1C}">
                           <a14:useLocalDpi xmlns:a14="http://schemas.microsoft.com/office/drawing/2010/main" val="0"/>
@@ -2231,6 +2265,9 @@
     </w:p>
     <w:p>
       <w:r>
+        <w:rPr>
+          <w:noProof/>
+        </w:rPr>
         <w:drawing>
           <wp:inline distT="0" distB="0" distL="0" distR="0" wp14:anchorId="7C7ED8FF" wp14:editId="2EFFD0B9">
             <wp:extent cx="5612130" cy="6058535"/>
@@ -2247,7 +2284,7 @@
                     <pic:cNvPicPr/>
                   </pic:nvPicPr>
                   <pic:blipFill>
-                    <a:blip r:embed="rId12"/>
+                    <a:blip r:embed="rId13"/>
                     <a:stretch>
                       <a:fillRect/>
                     </a:stretch>
@@ -2281,6 +2318,9 @@
     </w:p>
     <w:p>
       <w:r>
+        <w:rPr>
+          <w:noProof/>
+        </w:rPr>
         <w:drawing>
           <wp:inline distT="0" distB="0" distL="0" distR="0" wp14:anchorId="2C14A691" wp14:editId="1E930AF2">
             <wp:extent cx="5612130" cy="4745355"/>
@@ -2297,7 +2337,7 @@
                     <pic:cNvPicPr/>
                   </pic:nvPicPr>
                   <pic:blipFill>
-                    <a:blip r:embed="rId13"/>
+                    <a:blip r:embed="rId14"/>
                     <a:stretch>
                       <a:fillRect/>
                     </a:stretch>
@@ -2349,6 +2389,9 @@
     </w:p>
     <w:p>
       <w:r>
+        <w:rPr>
+          <w:noProof/>
+        </w:rPr>
         <w:drawing>
           <wp:inline distT="0" distB="0" distL="0" distR="0" wp14:anchorId="70BC0E6B" wp14:editId="7C139953">
             <wp:extent cx="5612130" cy="2918460"/>
@@ -2365,7 +2408,7 @@
                     <pic:cNvPicPr/>
                   </pic:nvPicPr>
                   <pic:blipFill>
-                    <a:blip r:embed="rId14"/>
+                    <a:blip r:embed="rId15"/>
                     <a:stretch>
                       <a:fillRect/>
                     </a:stretch>
@@ -3914,6 +3957,7 @@
   <w:style w:type="character" w:default="1" w:styleId="Fuentedeprrafopredeter">
     <w:name w:val="Default Paragraph Font"/>
     <w:uiPriority w:val="1"/>
+    <w:semiHidden/>
     <w:unhideWhenUsed/>
   </w:style>
   <w:style w:type="table" w:default="1" w:styleId="Tablanormal">
